--- a/competition_docx/Aeterlux_計畫書_第二組_精簡10頁.docx
+++ b/competition_docx/Aeterlux_計畫書_第二組_精簡10頁.docx
@@ -4,88 +4,2238 @@
   <w:body>
     <w:p>
       <w:pPr>
-        <w:spacing w:after="40" w:line="360" w:lineRule="auto"/>
+        <w:autoSpaceDE w:val="0"/>
+        <w:autoSpaceDN w:val="0"/>
+        <w:adjustRightInd w:val="0"/>
         <w:jc w:val="center"/>
         <w:rPr>
+          <w:b/>
+          <w:bCs/>
+          <w:sz w:val="36"/>
+          <w:szCs w:val="36"/>
           <w:lang w:eastAsia="zh-TW"/>
         </w:rPr>
       </w:pPr>
-      <w:proofErr w:type="spellStart"/>
       <w:r>
         <w:rPr>
           <w:b/>
-          <w:sz w:val="32"/>
-          <w:lang w:eastAsia="zh-TW"/>
-        </w:rPr>
-        <w:t>Aeterlux</w:t>
-      </w:r>
-      <w:proofErr w:type="spellEnd"/>
+          <w:bCs/>
+          <w:sz w:val="36"/>
+          <w:szCs w:val="36"/>
+          <w:lang w:eastAsia="zh-TW"/>
+        </w:rPr>
+        <w:t>2026</w:t>
+      </w:r>
       <w:r>
         <w:rPr>
           <w:b/>
-          <w:sz w:val="32"/>
-          <w:lang w:eastAsia="zh-TW"/>
-        </w:rPr>
-        <w:t xml:space="preserve"> </w:t>
-      </w:r>
-      <w:r>
-        <w:rPr>
-          <w:b/>
-          <w:sz w:val="32"/>
-          <w:lang w:eastAsia="zh-TW"/>
-        </w:rPr>
-        <w:t>數位記憶燈塔</w:t>
+          <w:bCs/>
+          <w:sz w:val="36"/>
+          <w:szCs w:val="36"/>
+          <w:lang w:eastAsia="zh-TW"/>
+        </w:rPr>
+        <w:t>第十屆全國慈悲科技創新競賽</w:t>
       </w:r>
     </w:p>
     <w:p>
       <w:pPr>
+        <w:autoSpaceDE w:val="0"/>
+        <w:autoSpaceDN w:val="0"/>
+        <w:adjustRightInd w:val="0"/>
+        <w:jc w:val="center"/>
+        <w:rPr>
+          <w:b/>
+          <w:bCs/>
+          <w:sz w:val="36"/>
+          <w:szCs w:val="36"/>
+          <w:lang w:eastAsia="zh-TW"/>
+        </w:rPr>
+      </w:pPr>
+      <w:proofErr w:type="spellStart"/>
+      <w:r>
+        <w:rPr>
+          <w:b/>
+          <w:bCs/>
+          <w:sz w:val="36"/>
+          <w:szCs w:val="36"/>
+        </w:rPr>
+        <w:t>作品計畫書封面</w:t>
+      </w:r>
+      <w:proofErr w:type="spellEnd"/>
+    </w:p>
+    <w:tbl>
+      <w:tblPr>
+        <w:tblW w:w="10036" w:type="dxa"/>
+        <w:jc w:val="center"/>
+        <w:tblBorders>
+          <w:top w:val="thinThickSmallGap" w:sz="24" w:space="0" w:color="auto"/>
+          <w:left w:val="thinThickSmallGap" w:sz="24" w:space="0" w:color="auto"/>
+          <w:bottom w:val="thickThinSmallGap" w:sz="24" w:space="0" w:color="auto"/>
+          <w:right w:val="thickThinSmallGap" w:sz="24" w:space="0" w:color="auto"/>
+          <w:insideH w:val="single" w:sz="4" w:space="0" w:color="auto"/>
+          <w:insideV w:val="single" w:sz="4" w:space="0" w:color="auto"/>
+        </w:tblBorders>
+        <w:tblLook w:val="04A0" w:firstRow="1" w:lastRow="0" w:firstColumn="1" w:lastColumn="0" w:noHBand="0" w:noVBand="1"/>
+      </w:tblPr>
+      <w:tblGrid>
+        <w:gridCol w:w="2812"/>
+        <w:gridCol w:w="7224"/>
+      </w:tblGrid>
+      <w:tr>
+        <w:trPr>
+          <w:trHeight w:val="524"/>
+          <w:jc w:val="center"/>
+        </w:trPr>
+        <w:tc>
+          <w:tcPr>
+            <w:tcW w:w="2812" w:type="dxa"/>
+            <w:vAlign w:val="center"/>
+          </w:tcPr>
+          <w:p>
+            <w:pPr>
+              <w:spacing w:after="0" w:line="240" w:lineRule="auto"/>
+              <w:jc w:val="center"/>
+              <w:rPr>
+                <w:b/>
+                <w:sz w:val="28"/>
+                <w:szCs w:val="32"/>
+              </w:rPr>
+            </w:pPr>
+            <w:proofErr w:type="spellStart"/>
+            <w:r>
+              <w:rPr>
+                <w:rFonts w:hint="eastAsia"/>
+                <w:b/>
+                <w:sz w:val="28"/>
+                <w:szCs w:val="32"/>
+              </w:rPr>
+              <w:t>作品</w:t>
+            </w:r>
+            <w:r>
+              <w:rPr>
+                <w:b/>
+                <w:sz w:val="28"/>
+                <w:szCs w:val="32"/>
+              </w:rPr>
+              <w:t>名稱</w:t>
+            </w:r>
+            <w:proofErr w:type="spellEnd"/>
+          </w:p>
+        </w:tc>
+        <w:tc>
+          <w:tcPr>
+            <w:tcW w:w="7224" w:type="dxa"/>
+            <w:vAlign w:val="center"/>
+          </w:tcPr>
+          <w:p>
+            <w:pPr>
+              <w:spacing w:after="0" w:line="240" w:lineRule="auto"/>
+              <w:jc w:val="center"/>
+              <w:rPr>
+                <w:rFonts w:hint="eastAsia"/>
+                <w:lang w:eastAsia="zh-TW"/>
+              </w:rPr>
+            </w:pPr>
+            <w:proofErr w:type="spellStart"/>
+            <w:r>
+              <w:rPr>
+                <w:b/>
+                <w:sz w:val="32"/>
+                <w:lang w:eastAsia="zh-TW"/>
+              </w:rPr>
+              <w:t>Aeterlux</w:t>
+            </w:r>
+            <w:proofErr w:type="spellEnd"/>
+            <w:r>
+              <w:rPr>
+                <w:rFonts w:hint="eastAsia"/>
+                <w:lang w:eastAsia="zh-TW"/>
+              </w:rPr>
+              <w:t xml:space="preserve"> </w:t>
+            </w:r>
+          </w:p>
+        </w:tc>
+      </w:tr>
+      <w:tr>
+        <w:trPr>
+          <w:trHeight w:val="522"/>
+          <w:jc w:val="center"/>
+        </w:trPr>
+        <w:tc>
+          <w:tcPr>
+            <w:tcW w:w="2812" w:type="dxa"/>
+            <w:vAlign w:val="center"/>
+          </w:tcPr>
+          <w:p>
+            <w:pPr>
+              <w:spacing w:after="0" w:line="240" w:lineRule="auto"/>
+              <w:jc w:val="center"/>
+              <w:rPr>
+                <w:b/>
+                <w:sz w:val="28"/>
+                <w:szCs w:val="32"/>
+              </w:rPr>
+            </w:pPr>
+            <w:proofErr w:type="spellStart"/>
+            <w:r>
+              <w:rPr>
+                <w:rFonts w:hint="eastAsia"/>
+                <w:b/>
+                <w:sz w:val="28"/>
+                <w:szCs w:val="32"/>
+              </w:rPr>
+              <w:t>團隊名稱</w:t>
+            </w:r>
+            <w:proofErr w:type="spellEnd"/>
+          </w:p>
+        </w:tc>
+        <w:tc>
+          <w:tcPr>
+            <w:tcW w:w="7224" w:type="dxa"/>
+            <w:vAlign w:val="center"/>
+          </w:tcPr>
+          <w:p>
+            <w:pPr>
+              <w:spacing w:after="0" w:line="240" w:lineRule="auto"/>
+              <w:jc w:val="center"/>
+              <w:rPr>
+                <w:sz w:val="32"/>
+                <w:szCs w:val="32"/>
+              </w:rPr>
+            </w:pPr>
+            <w:r>
+              <w:rPr>
+                <w:rFonts w:hint="eastAsia"/>
+                <w:sz w:val="32"/>
+                <w:szCs w:val="32"/>
+                <w:lang w:eastAsia="zh-TW"/>
+              </w:rPr>
+              <w:t>我是魏仁祥</w:t>
+            </w:r>
+          </w:p>
+        </w:tc>
+      </w:tr>
+      <w:tr>
+        <w:trPr>
+          <w:trHeight w:val="522"/>
+          <w:jc w:val="center"/>
+        </w:trPr>
+        <w:tc>
+          <w:tcPr>
+            <w:tcW w:w="2812" w:type="dxa"/>
+            <w:vAlign w:val="center"/>
+          </w:tcPr>
+          <w:p>
+            <w:pPr>
+              <w:spacing w:after="0" w:line="240" w:lineRule="auto"/>
+              <w:jc w:val="center"/>
+              <w:rPr>
+                <w:b/>
+                <w:sz w:val="28"/>
+                <w:szCs w:val="28"/>
+              </w:rPr>
+            </w:pPr>
+            <w:proofErr w:type="spellStart"/>
+            <w:r>
+              <w:rPr>
+                <w:rFonts w:hint="eastAsia"/>
+                <w:b/>
+                <w:sz w:val="28"/>
+                <w:szCs w:val="28"/>
+              </w:rPr>
+              <w:t>參賽類組</w:t>
+            </w:r>
+            <w:proofErr w:type="spellEnd"/>
+          </w:p>
+        </w:tc>
+        <w:tc>
+          <w:tcPr>
+            <w:tcW w:w="7224" w:type="dxa"/>
+            <w:vAlign w:val="center"/>
+          </w:tcPr>
+          <w:p>
+            <w:pPr>
+              <w:spacing w:after="0" w:line="240" w:lineRule="auto"/>
+              <w:jc w:val="both"/>
+              <w:rPr>
+                <w:rFonts w:hAnsi="標楷體"/>
+                <w:b/>
+                <w:bCs/>
+                <w:sz w:val="28"/>
+                <w:szCs w:val="28"/>
+                <w:lang w:eastAsia="zh-TW"/>
+              </w:rPr>
+            </w:pPr>
+            <w:r>
+              <w:rPr>
+                <w:rFonts w:ascii="Segoe UI Symbol" w:hAnsi="Segoe UI Symbol" w:cs="Segoe UI Symbol"/>
+                <w:b/>
+                <w:bCs/>
+                <w:sz w:val="28"/>
+                <w:szCs w:val="28"/>
+                <w:lang w:eastAsia="zh-TW"/>
+              </w:rPr>
+              <w:t>☑</w:t>
+            </w:r>
+            <w:r>
+              <w:rPr>
+                <w:rFonts w:hAnsi="標楷體" w:hint="eastAsia"/>
+                <w:sz w:val="28"/>
+                <w:szCs w:val="28"/>
+                <w:lang w:eastAsia="zh-TW"/>
+              </w:rPr>
+              <w:t>大專院校組</w:t>
+            </w:r>
+            <w:r>
+              <w:rPr>
+                <w:rFonts w:hAnsi="標楷體" w:hint="eastAsia"/>
+                <w:sz w:val="28"/>
+                <w:szCs w:val="28"/>
+                <w:lang w:eastAsia="zh-TW"/>
+              </w:rPr>
+              <w:t xml:space="preserve">             </w:t>
+            </w:r>
+            <w:r>
+              <w:rPr>
+                <w:rFonts w:hAnsi="標楷體"/>
+                <w:sz w:val="28"/>
+                <w:szCs w:val="28"/>
+                <w:lang w:eastAsia="zh-TW"/>
+              </w:rPr>
+              <w:t>□</w:t>
+            </w:r>
+            <w:r>
+              <w:rPr>
+                <w:rFonts w:hAnsi="標楷體" w:hint="eastAsia"/>
+                <w:sz w:val="28"/>
+                <w:szCs w:val="28"/>
+                <w:lang w:eastAsia="zh-TW"/>
+              </w:rPr>
+              <w:t>高中職組</w:t>
+            </w:r>
+          </w:p>
+        </w:tc>
+      </w:tr>
+      <w:tr>
+        <w:trPr>
+          <w:trHeight w:val="2667"/>
+          <w:jc w:val="center"/>
+        </w:trPr>
+        <w:tc>
+          <w:tcPr>
+            <w:tcW w:w="2812" w:type="dxa"/>
+            <w:vAlign w:val="center"/>
+          </w:tcPr>
+          <w:p>
+            <w:pPr>
+              <w:spacing w:after="0" w:line="240" w:lineRule="auto"/>
+              <w:jc w:val="center"/>
+              <w:rPr>
+                <w:b/>
+                <w:sz w:val="28"/>
+                <w:szCs w:val="28"/>
+                <w:lang w:eastAsia="zh-TW"/>
+              </w:rPr>
+            </w:pPr>
+            <w:r>
+              <w:rPr>
+                <w:b/>
+                <w:sz w:val="28"/>
+                <w:szCs w:val="28"/>
+                <w:lang w:eastAsia="zh-TW"/>
+              </w:rPr>
+              <w:t>自選主題：</w:t>
+            </w:r>
+          </w:p>
+          <w:p>
+            <w:pPr>
+              <w:spacing w:after="0" w:line="240" w:lineRule="auto"/>
+              <w:jc w:val="center"/>
+              <w:rPr>
+                <w:b/>
+                <w:sz w:val="28"/>
+                <w:szCs w:val="28"/>
+                <w:lang w:eastAsia="zh-TW"/>
+              </w:rPr>
+            </w:pPr>
+            <w:r>
+              <w:rPr>
+                <w:rFonts w:hint="eastAsia"/>
+                <w:b/>
+                <w:sz w:val="28"/>
+                <w:szCs w:val="28"/>
+                <w:lang w:eastAsia="zh-TW"/>
+              </w:rPr>
+              <w:t>創作類別</w:t>
+            </w:r>
+          </w:p>
+          <w:p>
+            <w:pPr>
+              <w:spacing w:after="0" w:line="240" w:lineRule="auto"/>
+              <w:jc w:val="center"/>
+              <w:rPr>
+                <w:b/>
+                <w:sz w:val="28"/>
+                <w:szCs w:val="28"/>
+                <w:lang w:eastAsia="zh-TW"/>
+              </w:rPr>
+            </w:pPr>
+            <w:r>
+              <w:rPr>
+                <w:rFonts w:hint="eastAsia"/>
+                <w:b/>
+                <w:sz w:val="28"/>
+                <w:szCs w:val="28"/>
+                <w:lang w:eastAsia="zh-TW"/>
+              </w:rPr>
+              <w:t>(</w:t>
+            </w:r>
+            <w:r>
+              <w:rPr>
+                <w:b/>
+                <w:sz w:val="28"/>
+                <w:szCs w:val="28"/>
+                <w:lang w:eastAsia="zh-TW"/>
+              </w:rPr>
+              <w:t>自選</w:t>
+            </w:r>
+            <w:r>
+              <w:rPr>
+                <w:rFonts w:hint="eastAsia"/>
+                <w:b/>
+                <w:sz w:val="28"/>
+                <w:szCs w:val="28"/>
+                <w:lang w:eastAsia="zh-TW"/>
+              </w:rPr>
+              <w:t>1</w:t>
+            </w:r>
+            <w:r>
+              <w:rPr>
+                <w:rFonts w:hint="eastAsia"/>
+                <w:b/>
+                <w:sz w:val="28"/>
+                <w:szCs w:val="28"/>
+                <w:lang w:eastAsia="zh-TW"/>
+              </w:rPr>
+              <w:t>項</w:t>
+            </w:r>
+            <w:r>
+              <w:rPr>
+                <w:rFonts w:hint="eastAsia"/>
+                <w:b/>
+                <w:sz w:val="28"/>
+                <w:szCs w:val="28"/>
+                <w:lang w:eastAsia="zh-TW"/>
+              </w:rPr>
+              <w:t>)</w:t>
+            </w:r>
+          </w:p>
+        </w:tc>
+        <w:tc>
+          <w:tcPr>
+            <w:tcW w:w="7224" w:type="dxa"/>
+            <w:vAlign w:val="center"/>
+          </w:tcPr>
+          <w:p>
+            <w:pPr>
+              <w:spacing w:after="0" w:line="240" w:lineRule="auto"/>
+              <w:ind w:left="317" w:hanging="317"/>
+              <w:rPr>
+                <w:rFonts w:hAnsi="標楷體"/>
+                <w:b/>
+                <w:sz w:val="28"/>
+                <w:szCs w:val="28"/>
+                <w:lang w:eastAsia="zh-TW"/>
+              </w:rPr>
+            </w:pPr>
+            <w:r>
+              <w:rPr>
+                <w:rFonts w:hAnsi="標楷體"/>
+                <w:b/>
+                <w:sz w:val="28"/>
+                <w:szCs w:val="28"/>
+                <w:lang w:eastAsia="zh-TW"/>
+              </w:rPr>
+              <w:t>【慈善】</w:t>
+            </w:r>
+          </w:p>
+          <w:p>
+            <w:pPr>
+              <w:spacing w:after="0" w:line="240" w:lineRule="auto"/>
+              <w:ind w:left="1310" w:hanging="1310"/>
+              <w:jc w:val="both"/>
+              <w:rPr>
+                <w:rFonts w:hAnsi="標楷體"/>
+                <w:sz w:val="28"/>
+                <w:szCs w:val="28"/>
+                <w:lang w:eastAsia="zh-TW"/>
+              </w:rPr>
+            </w:pPr>
+            <w:r>
+              <w:rPr>
+                <w:rFonts w:hAnsi="標楷體"/>
+                <w:sz w:val="28"/>
+                <w:szCs w:val="28"/>
+                <w:lang w:eastAsia="zh-TW"/>
+              </w:rPr>
+              <w:t>□主題</w:t>
+            </w:r>
+            <w:r>
+              <w:rPr>
+                <w:sz w:val="28"/>
+                <w:szCs w:val="28"/>
+                <w:lang w:eastAsia="zh-TW"/>
+              </w:rPr>
+              <w:t>1</w:t>
+            </w:r>
+            <w:r>
+              <w:rPr>
+                <w:rFonts w:hAnsi="標楷體"/>
+                <w:sz w:val="28"/>
+                <w:szCs w:val="28"/>
+                <w:lang w:eastAsia="zh-TW"/>
+              </w:rPr>
+              <w:t>：以賑災為主，</w:t>
+            </w:r>
+            <w:proofErr w:type="gramStart"/>
+            <w:r>
+              <w:rPr>
+                <w:rFonts w:hAnsi="標楷體"/>
+                <w:sz w:val="28"/>
+                <w:szCs w:val="28"/>
+                <w:lang w:eastAsia="zh-TW"/>
+              </w:rPr>
+              <w:t>研發</w:t>
+            </w:r>
+            <w:r>
+              <w:rPr>
+                <w:rFonts w:hAnsi="標楷體" w:hint="eastAsia"/>
+                <w:sz w:val="28"/>
+                <w:szCs w:val="28"/>
+                <w:lang w:eastAsia="zh-TW"/>
+              </w:rPr>
+              <w:t>備災</w:t>
+            </w:r>
+            <w:proofErr w:type="gramEnd"/>
+            <w:r>
+              <w:rPr>
+                <w:rFonts w:hAnsi="標楷體" w:hint="eastAsia"/>
+                <w:sz w:val="28"/>
+                <w:szCs w:val="28"/>
+                <w:lang w:eastAsia="zh-TW"/>
+              </w:rPr>
+              <w:t>、</w:t>
+            </w:r>
+            <w:r>
+              <w:rPr>
+                <w:rFonts w:hAnsi="標楷體"/>
+                <w:sz w:val="28"/>
+                <w:szCs w:val="28"/>
+                <w:lang w:eastAsia="zh-TW"/>
+              </w:rPr>
+              <w:t>賑災所需相關產品。</w:t>
+            </w:r>
+          </w:p>
+          <w:p>
+            <w:pPr>
+              <w:spacing w:after="0" w:line="240" w:lineRule="auto"/>
+              <w:ind w:left="1309" w:hanging="1309"/>
+              <w:jc w:val="both"/>
+              <w:rPr>
+                <w:rFonts w:hAnsi="標楷體"/>
+                <w:b/>
+                <w:bCs/>
+                <w:sz w:val="28"/>
+                <w:szCs w:val="28"/>
+                <w:lang w:eastAsia="zh-TW"/>
+              </w:rPr>
+            </w:pPr>
+            <w:r>
+              <w:rPr>
+                <w:rFonts w:ascii="Segoe UI Symbol" w:hAnsi="Segoe UI Symbol" w:cs="Segoe UI Symbol"/>
+                <w:b/>
+                <w:bCs/>
+                <w:sz w:val="28"/>
+                <w:szCs w:val="28"/>
+                <w:lang w:eastAsia="zh-TW"/>
+              </w:rPr>
+              <w:t>☑</w:t>
+            </w:r>
+            <w:r>
+              <w:rPr>
+                <w:rFonts w:hAnsi="標楷體"/>
+                <w:sz w:val="28"/>
+                <w:szCs w:val="28"/>
+                <w:lang w:eastAsia="zh-TW"/>
+              </w:rPr>
+              <w:t>主題</w:t>
+            </w:r>
+            <w:r>
+              <w:rPr>
+                <w:rFonts w:hAnsi="標楷體"/>
+                <w:sz w:val="28"/>
+                <w:szCs w:val="28"/>
+                <w:lang w:eastAsia="zh-TW"/>
+              </w:rPr>
+              <w:t>2</w:t>
+            </w:r>
+            <w:r>
+              <w:rPr>
+                <w:rFonts w:hAnsi="標楷體"/>
+                <w:sz w:val="28"/>
+                <w:szCs w:val="28"/>
+                <w:lang w:eastAsia="zh-TW"/>
+              </w:rPr>
+              <w:t>：以人文關懷為主，研發可以改善弱勢或偏鄉地區之民生或日常問題相關產品。</w:t>
+            </w:r>
+          </w:p>
+          <w:p>
+            <w:pPr>
+              <w:tabs>
+                <w:tab w:val="left" w:pos="2697"/>
+              </w:tabs>
+              <w:spacing w:after="0" w:line="240" w:lineRule="auto"/>
+              <w:jc w:val="both"/>
+              <w:rPr>
+                <w:rFonts w:hAnsi="標楷體"/>
+                <w:b/>
+                <w:sz w:val="28"/>
+                <w:szCs w:val="28"/>
+                <w:lang w:eastAsia="zh-TW"/>
+              </w:rPr>
+            </w:pPr>
+            <w:r>
+              <w:rPr>
+                <w:rFonts w:hAnsi="標楷體"/>
+                <w:b/>
+                <w:sz w:val="28"/>
+                <w:szCs w:val="28"/>
+                <w:lang w:eastAsia="zh-TW"/>
+              </w:rPr>
+              <w:t>【醫療】</w:t>
+            </w:r>
+          </w:p>
+          <w:p>
+            <w:pPr>
+              <w:spacing w:after="0" w:line="240" w:lineRule="auto"/>
+              <w:ind w:left="1309" w:hanging="1309"/>
+              <w:jc w:val="both"/>
+              <w:rPr>
+                <w:rFonts w:hAnsi="標楷體"/>
+                <w:sz w:val="28"/>
+                <w:szCs w:val="28"/>
+                <w:lang w:eastAsia="zh-TW"/>
+              </w:rPr>
+            </w:pPr>
+            <w:r>
+              <w:rPr>
+                <w:rFonts w:hAnsi="標楷體"/>
+                <w:sz w:val="28"/>
+                <w:szCs w:val="28"/>
+                <w:lang w:eastAsia="zh-TW"/>
+              </w:rPr>
+              <w:t>□主題</w:t>
+            </w:r>
+            <w:r>
+              <w:rPr>
+                <w:rFonts w:hAnsi="標楷體"/>
+                <w:sz w:val="28"/>
+                <w:szCs w:val="28"/>
+                <w:lang w:eastAsia="zh-TW"/>
+              </w:rPr>
+              <w:t>1</w:t>
+            </w:r>
+            <w:r>
+              <w:rPr>
+                <w:rFonts w:hAnsi="標楷體"/>
+                <w:sz w:val="28"/>
+                <w:szCs w:val="28"/>
+                <w:lang w:eastAsia="zh-TW"/>
+              </w:rPr>
+              <w:t>：以</w:t>
+            </w:r>
+            <w:r>
+              <w:rPr>
+                <w:rFonts w:hAnsi="標楷體"/>
+                <w:color w:val="FF0000"/>
+                <w:sz w:val="28"/>
+                <w:szCs w:val="28"/>
+                <w:lang w:eastAsia="zh-TW"/>
+              </w:rPr>
+              <w:t>長照</w:t>
+            </w:r>
+            <w:r>
+              <w:rPr>
+                <w:rFonts w:hAnsi="標楷體" w:hint="eastAsia"/>
+                <w:color w:val="FF0000"/>
+                <w:sz w:val="28"/>
+                <w:szCs w:val="28"/>
+                <w:lang w:eastAsia="zh-TW"/>
+              </w:rPr>
+              <w:t>3</w:t>
+            </w:r>
+            <w:r>
+              <w:rPr>
+                <w:rFonts w:hAnsi="標楷體"/>
+                <w:color w:val="FF0000"/>
+                <w:sz w:val="28"/>
+                <w:szCs w:val="28"/>
+                <w:lang w:eastAsia="zh-TW"/>
+              </w:rPr>
+              <w:t>.0</w:t>
+            </w:r>
+            <w:r>
+              <w:rPr>
+                <w:rFonts w:hAnsi="標楷體"/>
+                <w:sz w:val="28"/>
+                <w:szCs w:val="28"/>
+                <w:lang w:eastAsia="zh-TW"/>
+              </w:rPr>
+              <w:t>為主，研發可幫助解決銀髮族或失能之身心障礙者的生理健康或日常照護之產品。</w:t>
+            </w:r>
+          </w:p>
+          <w:p>
+            <w:pPr>
+              <w:spacing w:after="0" w:line="240" w:lineRule="auto"/>
+              <w:ind w:left="1309" w:hanging="1309"/>
+              <w:jc w:val="both"/>
+              <w:rPr>
+                <w:sz w:val="32"/>
+                <w:szCs w:val="32"/>
+                <w:lang w:eastAsia="zh-TW"/>
+              </w:rPr>
+            </w:pPr>
+            <w:r>
+              <w:rPr>
+                <w:rFonts w:hAnsi="標楷體"/>
+                <w:sz w:val="28"/>
+                <w:szCs w:val="28"/>
+                <w:lang w:eastAsia="zh-TW"/>
+              </w:rPr>
+              <w:t>□主題</w:t>
+            </w:r>
+            <w:r>
+              <w:rPr>
+                <w:rFonts w:hAnsi="標楷體"/>
+                <w:sz w:val="28"/>
+                <w:szCs w:val="28"/>
+                <w:lang w:eastAsia="zh-TW"/>
+              </w:rPr>
+              <w:t>2</w:t>
+            </w:r>
+            <w:r>
+              <w:rPr>
+                <w:rFonts w:hAnsi="標楷體"/>
+                <w:sz w:val="28"/>
+                <w:szCs w:val="28"/>
+                <w:lang w:eastAsia="zh-TW"/>
+              </w:rPr>
+              <w:t>：</w:t>
+            </w:r>
+            <w:r>
+              <w:rPr>
+                <w:rFonts w:hAnsi="標楷體" w:hint="eastAsia"/>
+                <w:sz w:val="28"/>
+                <w:szCs w:val="28"/>
+                <w:lang w:eastAsia="zh-TW"/>
+              </w:rPr>
+              <w:t>以醫療職業環境為主，研發可提升</w:t>
+            </w:r>
+            <w:proofErr w:type="gramStart"/>
+            <w:r>
+              <w:rPr>
+                <w:rFonts w:hAnsi="標楷體" w:hint="eastAsia"/>
+                <w:sz w:val="28"/>
+                <w:szCs w:val="28"/>
+                <w:lang w:eastAsia="zh-TW"/>
+              </w:rPr>
+              <w:t>醫</w:t>
+            </w:r>
+            <w:proofErr w:type="gramEnd"/>
+            <w:r>
+              <w:rPr>
+                <w:rFonts w:hAnsi="標楷體" w:hint="eastAsia"/>
+                <w:sz w:val="28"/>
+                <w:szCs w:val="28"/>
+                <w:lang w:eastAsia="zh-TW"/>
+              </w:rPr>
+              <w:t>病安全及居照護者之產品。</w:t>
+            </w:r>
+          </w:p>
+        </w:tc>
+      </w:tr>
+      <w:tr>
+        <w:trPr>
+          <w:trHeight w:val="912"/>
+          <w:jc w:val="center"/>
+        </w:trPr>
+        <w:tc>
+          <w:tcPr>
+            <w:tcW w:w="2812" w:type="dxa"/>
+            <w:vAlign w:val="center"/>
+          </w:tcPr>
+          <w:p>
+            <w:pPr>
+              <w:spacing w:after="0" w:line="240" w:lineRule="auto"/>
+              <w:jc w:val="center"/>
+              <w:rPr>
+                <w:b/>
+                <w:sz w:val="28"/>
+                <w:szCs w:val="28"/>
+                <w:lang w:eastAsia="zh-TW"/>
+              </w:rPr>
+            </w:pPr>
+            <w:r>
+              <w:rPr>
+                <w:rFonts w:hint="eastAsia"/>
+                <w:b/>
+                <w:sz w:val="28"/>
+                <w:szCs w:val="28"/>
+                <w:lang w:eastAsia="zh-TW"/>
+              </w:rPr>
+              <w:t>指定主題：</w:t>
+            </w:r>
+          </w:p>
+          <w:p>
+            <w:pPr>
+              <w:spacing w:after="0" w:line="240" w:lineRule="auto"/>
+              <w:jc w:val="center"/>
+              <w:rPr>
+                <w:b/>
+                <w:sz w:val="28"/>
+                <w:szCs w:val="28"/>
+                <w:lang w:eastAsia="zh-TW"/>
+              </w:rPr>
+            </w:pPr>
+            <w:r>
+              <w:rPr>
+                <w:rFonts w:hint="eastAsia"/>
+                <w:b/>
+                <w:sz w:val="28"/>
+                <w:szCs w:val="28"/>
+                <w:lang w:eastAsia="zh-TW"/>
+              </w:rPr>
+              <w:t>SDGs</w:t>
+            </w:r>
+            <w:r>
+              <w:rPr>
+                <w:rFonts w:hint="eastAsia"/>
+                <w:b/>
+                <w:sz w:val="28"/>
+                <w:szCs w:val="28"/>
+                <w:lang w:eastAsia="zh-TW"/>
+              </w:rPr>
+              <w:t>指標</w:t>
+            </w:r>
+          </w:p>
+          <w:p>
+            <w:pPr>
+              <w:spacing w:after="0" w:line="240" w:lineRule="auto"/>
+              <w:jc w:val="center"/>
+              <w:rPr>
+                <w:b/>
+                <w:sz w:val="28"/>
+                <w:szCs w:val="28"/>
+              </w:rPr>
+            </w:pPr>
+            <w:r>
+              <w:rPr>
+                <w:rFonts w:hint="eastAsia"/>
+                <w:b/>
+                <w:sz w:val="28"/>
+                <w:szCs w:val="28"/>
+              </w:rPr>
+              <w:t>(</w:t>
+            </w:r>
+            <w:r>
+              <w:rPr>
+                <w:rFonts w:hint="eastAsia"/>
+                <w:b/>
+                <w:sz w:val="28"/>
+                <w:szCs w:val="28"/>
+              </w:rPr>
+              <w:t>須符合至少</w:t>
+            </w:r>
+            <w:r>
+              <w:rPr>
+                <w:rFonts w:hint="eastAsia"/>
+                <w:b/>
+                <w:sz w:val="28"/>
+                <w:szCs w:val="28"/>
+              </w:rPr>
+              <w:t>1</w:t>
+            </w:r>
+            <w:r>
+              <w:rPr>
+                <w:rFonts w:hint="eastAsia"/>
+                <w:b/>
+                <w:sz w:val="28"/>
+                <w:szCs w:val="28"/>
+              </w:rPr>
+              <w:t>項</w:t>
+            </w:r>
+            <w:r>
+              <w:rPr>
+                <w:rFonts w:hint="eastAsia"/>
+                <w:b/>
+                <w:sz w:val="28"/>
+                <w:szCs w:val="28"/>
+              </w:rPr>
+              <w:t>)</w:t>
+            </w:r>
+          </w:p>
+        </w:tc>
+        <w:tc>
+          <w:tcPr>
+            <w:tcW w:w="7224" w:type="dxa"/>
+            <w:vAlign w:val="center"/>
+          </w:tcPr>
+          <w:p>
+            <w:pPr>
+              <w:spacing w:line="240" w:lineRule="auto"/>
+              <w:rPr>
+                <w:rFonts w:hAnsi="標楷體"/>
+                <w:b/>
+                <w:bCs/>
+              </w:rPr>
+            </w:pPr>
+            <w:r>
+              <w:rPr>
+                <w:rFonts w:hAnsi="標楷體" w:hint="eastAsia"/>
+                <w:sz w:val="28"/>
+                <w:szCs w:val="28"/>
+              </w:rPr>
+              <w:t>□</w:t>
+            </w:r>
+            <w:r>
+              <w:rPr>
+                <w:rFonts w:hAnsi="標楷體" w:hint="eastAsia"/>
+                <w:sz w:val="28"/>
+                <w:szCs w:val="28"/>
+              </w:rPr>
+              <w:t>S</w:t>
+            </w:r>
+            <w:r>
+              <w:rPr>
+                <w:rFonts w:hAnsi="標楷體"/>
+                <w:sz w:val="28"/>
+                <w:szCs w:val="28"/>
+              </w:rPr>
+              <w:t>DGs</w:t>
+            </w:r>
+            <w:proofErr w:type="gramStart"/>
+            <w:r>
+              <w:rPr>
+                <w:rFonts w:hAnsi="標楷體"/>
+                <w:sz w:val="28"/>
+                <w:szCs w:val="28"/>
+              </w:rPr>
+              <w:t xml:space="preserve">1 </w:t>
+            </w:r>
+            <w:r>
+              <w:rPr>
+                <w:rFonts w:hAnsi="標楷體" w:hint="eastAsia"/>
+                <w:sz w:val="28"/>
+                <w:szCs w:val="28"/>
+              </w:rPr>
+              <w:t xml:space="preserve"> </w:t>
+            </w:r>
+            <w:r>
+              <w:rPr>
+                <w:rFonts w:hAnsi="標楷體" w:hint="eastAsia"/>
+                <w:sz w:val="28"/>
+                <w:szCs w:val="28"/>
+              </w:rPr>
+              <w:t>□</w:t>
+            </w:r>
+            <w:proofErr w:type="gramEnd"/>
+            <w:r>
+              <w:rPr>
+                <w:rFonts w:hAnsi="標楷體" w:hint="eastAsia"/>
+                <w:sz w:val="28"/>
+                <w:szCs w:val="28"/>
+              </w:rPr>
+              <w:t>S</w:t>
+            </w:r>
+            <w:r>
+              <w:rPr>
+                <w:rFonts w:hAnsi="標楷體"/>
+                <w:sz w:val="28"/>
+                <w:szCs w:val="28"/>
+              </w:rPr>
+              <w:t>DGs</w:t>
+            </w:r>
+            <w:proofErr w:type="gramStart"/>
+            <w:r>
+              <w:rPr>
+                <w:rFonts w:hAnsi="標楷體" w:hint="eastAsia"/>
+                <w:sz w:val="28"/>
+                <w:szCs w:val="28"/>
+              </w:rPr>
+              <w:t>2</w:t>
+            </w:r>
+            <w:r>
+              <w:rPr>
+                <w:rFonts w:hAnsi="標楷體"/>
+                <w:sz w:val="28"/>
+                <w:szCs w:val="28"/>
+              </w:rPr>
+              <w:t xml:space="preserve"> </w:t>
+            </w:r>
+            <w:r>
+              <w:rPr>
+                <w:rFonts w:hAnsi="標楷體" w:hint="eastAsia"/>
+                <w:sz w:val="28"/>
+                <w:szCs w:val="28"/>
+              </w:rPr>
+              <w:t xml:space="preserve"> </w:t>
+            </w:r>
+            <w:r>
+              <w:rPr>
+                <w:rFonts w:ascii="Segoe UI Symbol" w:hAnsi="Segoe UI Symbol" w:cs="Segoe UI Symbol"/>
+                <w:b/>
+                <w:bCs/>
+              </w:rPr>
+              <w:t>☑</w:t>
+            </w:r>
+            <w:proofErr w:type="gramEnd"/>
+            <w:r>
+              <w:rPr>
+                <w:rFonts w:hAnsi="標楷體" w:hint="eastAsia"/>
+                <w:sz w:val="28"/>
+                <w:szCs w:val="28"/>
+              </w:rPr>
+              <w:t>S</w:t>
+            </w:r>
+            <w:r>
+              <w:rPr>
+                <w:rFonts w:hAnsi="標楷體"/>
+                <w:sz w:val="28"/>
+                <w:szCs w:val="28"/>
+              </w:rPr>
+              <w:t>DGs</w:t>
+            </w:r>
+            <w:proofErr w:type="gramStart"/>
+            <w:r>
+              <w:rPr>
+                <w:rFonts w:hAnsi="標楷體"/>
+                <w:sz w:val="28"/>
+                <w:szCs w:val="28"/>
+              </w:rPr>
+              <w:t xml:space="preserve">3 </w:t>
+            </w:r>
+            <w:r>
+              <w:rPr>
+                <w:rFonts w:hAnsi="標楷體" w:hint="eastAsia"/>
+                <w:sz w:val="28"/>
+                <w:szCs w:val="28"/>
+              </w:rPr>
+              <w:t xml:space="preserve"> </w:t>
+            </w:r>
+            <w:r>
+              <w:rPr>
+                <w:rFonts w:hAnsi="標楷體" w:hint="eastAsia"/>
+                <w:sz w:val="28"/>
+                <w:szCs w:val="28"/>
+              </w:rPr>
+              <w:t>□</w:t>
+            </w:r>
+            <w:proofErr w:type="gramEnd"/>
+            <w:r>
+              <w:rPr>
+                <w:rFonts w:hAnsi="標楷體" w:hint="eastAsia"/>
+                <w:sz w:val="28"/>
+                <w:szCs w:val="28"/>
+              </w:rPr>
+              <w:t>S</w:t>
+            </w:r>
+            <w:r>
+              <w:rPr>
+                <w:rFonts w:hAnsi="標楷體"/>
+                <w:sz w:val="28"/>
+                <w:szCs w:val="28"/>
+              </w:rPr>
+              <w:t xml:space="preserve">DGs4 </w:t>
+            </w:r>
+            <w:r>
+              <w:rPr>
+                <w:rFonts w:hAnsi="標楷體" w:hint="eastAsia"/>
+                <w:sz w:val="28"/>
+                <w:szCs w:val="28"/>
+              </w:rPr>
+              <w:t>□</w:t>
+            </w:r>
+            <w:r>
+              <w:rPr>
+                <w:rFonts w:hAnsi="標楷體" w:hint="eastAsia"/>
+                <w:sz w:val="28"/>
+                <w:szCs w:val="28"/>
+              </w:rPr>
+              <w:t>S</w:t>
+            </w:r>
+            <w:r>
+              <w:rPr>
+                <w:rFonts w:hAnsi="標楷體"/>
+                <w:sz w:val="28"/>
+                <w:szCs w:val="28"/>
+              </w:rPr>
+              <w:t>DGs5</w:t>
+            </w:r>
+            <w:r>
+              <w:rPr>
+                <w:rFonts w:hAnsi="標楷體" w:hint="eastAsia"/>
+                <w:sz w:val="28"/>
+                <w:szCs w:val="28"/>
+              </w:rPr>
+              <w:t xml:space="preserve">  </w:t>
+            </w:r>
+          </w:p>
+          <w:p>
+            <w:pPr>
+              <w:spacing w:line="240" w:lineRule="auto"/>
+              <w:rPr>
+                <w:rFonts w:hAnsi="標楷體"/>
+                <w:b/>
+                <w:bCs/>
+              </w:rPr>
+            </w:pPr>
+            <w:r>
+              <w:rPr>
+                <w:rFonts w:hAnsi="標楷體" w:hint="eastAsia"/>
+                <w:sz w:val="28"/>
+                <w:szCs w:val="28"/>
+              </w:rPr>
+              <w:t>□</w:t>
+            </w:r>
+            <w:r>
+              <w:rPr>
+                <w:rFonts w:hAnsi="標楷體" w:hint="eastAsia"/>
+                <w:sz w:val="28"/>
+                <w:szCs w:val="28"/>
+              </w:rPr>
+              <w:t>S</w:t>
+            </w:r>
+            <w:r>
+              <w:rPr>
+                <w:rFonts w:hAnsi="標楷體"/>
+                <w:sz w:val="28"/>
+                <w:szCs w:val="28"/>
+              </w:rPr>
+              <w:t>DGs</w:t>
+            </w:r>
+            <w:proofErr w:type="gramStart"/>
+            <w:r>
+              <w:rPr>
+                <w:rFonts w:hAnsi="標楷體"/>
+                <w:sz w:val="28"/>
+                <w:szCs w:val="28"/>
+              </w:rPr>
+              <w:t xml:space="preserve">6 </w:t>
+            </w:r>
+            <w:r>
+              <w:rPr>
+                <w:rFonts w:hAnsi="標楷體" w:hint="eastAsia"/>
+                <w:sz w:val="28"/>
+                <w:szCs w:val="28"/>
+              </w:rPr>
+              <w:t xml:space="preserve"> </w:t>
+            </w:r>
+            <w:r>
+              <w:rPr>
+                <w:rFonts w:hAnsi="標楷體" w:hint="eastAsia"/>
+                <w:sz w:val="28"/>
+                <w:szCs w:val="28"/>
+              </w:rPr>
+              <w:t>□</w:t>
+            </w:r>
+            <w:proofErr w:type="gramEnd"/>
+            <w:r>
+              <w:rPr>
+                <w:rFonts w:hAnsi="標楷體" w:hint="eastAsia"/>
+                <w:sz w:val="28"/>
+                <w:szCs w:val="28"/>
+              </w:rPr>
+              <w:t>S</w:t>
+            </w:r>
+            <w:r>
+              <w:rPr>
+                <w:rFonts w:hAnsi="標楷體"/>
+                <w:sz w:val="28"/>
+                <w:szCs w:val="28"/>
+              </w:rPr>
+              <w:t>DGs</w:t>
+            </w:r>
+            <w:proofErr w:type="gramStart"/>
+            <w:r>
+              <w:rPr>
+                <w:rFonts w:hAnsi="標楷體"/>
+                <w:sz w:val="28"/>
+                <w:szCs w:val="28"/>
+              </w:rPr>
+              <w:t xml:space="preserve">7 </w:t>
+            </w:r>
+            <w:r>
+              <w:rPr>
+                <w:rFonts w:hAnsi="標楷體" w:hint="eastAsia"/>
+                <w:sz w:val="28"/>
+                <w:szCs w:val="28"/>
+              </w:rPr>
+              <w:t xml:space="preserve"> </w:t>
+            </w:r>
+            <w:r>
+              <w:rPr>
+                <w:rFonts w:hAnsi="標楷體" w:hint="eastAsia"/>
+                <w:sz w:val="28"/>
+                <w:szCs w:val="28"/>
+              </w:rPr>
+              <w:t>□</w:t>
+            </w:r>
+            <w:proofErr w:type="gramEnd"/>
+            <w:r>
+              <w:rPr>
+                <w:rFonts w:hAnsi="標楷體" w:hint="eastAsia"/>
+                <w:sz w:val="28"/>
+                <w:szCs w:val="28"/>
+              </w:rPr>
+              <w:t>S</w:t>
+            </w:r>
+            <w:r>
+              <w:rPr>
+                <w:rFonts w:hAnsi="標楷體"/>
+                <w:sz w:val="28"/>
+                <w:szCs w:val="28"/>
+              </w:rPr>
+              <w:t>DGs</w:t>
+            </w:r>
+            <w:proofErr w:type="gramStart"/>
+            <w:r>
+              <w:rPr>
+                <w:rFonts w:hAnsi="標楷體"/>
+                <w:sz w:val="28"/>
+                <w:szCs w:val="28"/>
+              </w:rPr>
+              <w:t xml:space="preserve">8 </w:t>
+            </w:r>
+            <w:r>
+              <w:rPr>
+                <w:rFonts w:hAnsi="標楷體" w:hint="eastAsia"/>
+                <w:sz w:val="28"/>
+                <w:szCs w:val="28"/>
+              </w:rPr>
+              <w:t xml:space="preserve"> </w:t>
+            </w:r>
+            <w:r>
+              <w:rPr>
+                <w:rFonts w:hAnsi="標楷體" w:hint="eastAsia"/>
+                <w:sz w:val="28"/>
+                <w:szCs w:val="28"/>
+              </w:rPr>
+              <w:t>□</w:t>
+            </w:r>
+            <w:proofErr w:type="gramEnd"/>
+            <w:r>
+              <w:rPr>
+                <w:rFonts w:hAnsi="標楷體" w:hint="eastAsia"/>
+                <w:sz w:val="28"/>
+                <w:szCs w:val="28"/>
+              </w:rPr>
+              <w:t>S</w:t>
+            </w:r>
+            <w:r>
+              <w:rPr>
+                <w:rFonts w:hAnsi="標楷體"/>
+                <w:sz w:val="28"/>
+                <w:szCs w:val="28"/>
+              </w:rPr>
+              <w:t>DGs9</w:t>
+            </w:r>
+            <w:r>
+              <w:rPr>
+                <w:rFonts w:hAnsi="標楷體" w:hint="eastAsia"/>
+                <w:sz w:val="28"/>
+                <w:szCs w:val="28"/>
+              </w:rPr>
+              <w:t xml:space="preserve"> </w:t>
+            </w:r>
+            <w:r>
+              <w:rPr>
+                <w:rFonts w:ascii="Segoe UI Symbol" w:hAnsi="Segoe UI Symbol" w:cs="Segoe UI Symbol"/>
+                <w:b/>
+                <w:bCs/>
+              </w:rPr>
+              <w:t>☑</w:t>
+            </w:r>
+            <w:r>
+              <w:rPr>
+                <w:rFonts w:hAnsi="標楷體" w:hint="eastAsia"/>
+                <w:sz w:val="28"/>
+                <w:szCs w:val="28"/>
+              </w:rPr>
+              <w:t>S</w:t>
+            </w:r>
+            <w:r>
+              <w:rPr>
+                <w:rFonts w:hAnsi="標楷體"/>
+                <w:sz w:val="28"/>
+                <w:szCs w:val="28"/>
+              </w:rPr>
+              <w:t>DGs10</w:t>
+            </w:r>
+            <w:r>
+              <w:rPr>
+                <w:rFonts w:hAnsi="標楷體" w:hint="eastAsia"/>
+                <w:sz w:val="28"/>
+                <w:szCs w:val="28"/>
+              </w:rPr>
+              <w:t xml:space="preserve"> </w:t>
+            </w:r>
+          </w:p>
+          <w:p>
+            <w:pPr>
+              <w:spacing w:after="0" w:line="240" w:lineRule="auto"/>
+              <w:rPr>
+                <w:rFonts w:hAnsi="標楷體"/>
+                <w:sz w:val="28"/>
+                <w:szCs w:val="28"/>
+              </w:rPr>
+            </w:pPr>
+            <w:r>
+              <w:rPr>
+                <w:rFonts w:hAnsi="標楷體" w:hint="eastAsia"/>
+                <w:sz w:val="28"/>
+                <w:szCs w:val="28"/>
+              </w:rPr>
+              <w:t>□</w:t>
+            </w:r>
+            <w:r>
+              <w:rPr>
+                <w:rFonts w:hAnsi="標楷體" w:hint="eastAsia"/>
+                <w:sz w:val="28"/>
+                <w:szCs w:val="28"/>
+              </w:rPr>
+              <w:t>S</w:t>
+            </w:r>
+            <w:r>
+              <w:rPr>
+                <w:rFonts w:hAnsi="標楷體"/>
+                <w:sz w:val="28"/>
+                <w:szCs w:val="28"/>
+              </w:rPr>
+              <w:t xml:space="preserve">DGs11 </w:t>
+            </w:r>
+            <w:r>
+              <w:rPr>
+                <w:rFonts w:hAnsi="標楷體" w:hint="eastAsia"/>
+                <w:sz w:val="28"/>
+                <w:szCs w:val="28"/>
+              </w:rPr>
+              <w:t>□</w:t>
+            </w:r>
+            <w:r>
+              <w:rPr>
+                <w:rFonts w:hAnsi="標楷體" w:hint="eastAsia"/>
+                <w:sz w:val="28"/>
+                <w:szCs w:val="28"/>
+              </w:rPr>
+              <w:t>S</w:t>
+            </w:r>
+            <w:r>
+              <w:rPr>
+                <w:rFonts w:hAnsi="標楷體"/>
+                <w:sz w:val="28"/>
+                <w:szCs w:val="28"/>
+              </w:rPr>
+              <w:t xml:space="preserve">DGs12 </w:t>
+            </w:r>
+            <w:r>
+              <w:rPr>
+                <w:rFonts w:hAnsi="標楷體" w:hint="eastAsia"/>
+                <w:sz w:val="28"/>
+                <w:szCs w:val="28"/>
+              </w:rPr>
+              <w:t>□</w:t>
+            </w:r>
+            <w:r>
+              <w:rPr>
+                <w:rFonts w:hAnsi="標楷體" w:hint="eastAsia"/>
+                <w:sz w:val="28"/>
+                <w:szCs w:val="28"/>
+              </w:rPr>
+              <w:t>S</w:t>
+            </w:r>
+            <w:r>
+              <w:rPr>
+                <w:rFonts w:hAnsi="標楷體"/>
+                <w:sz w:val="28"/>
+                <w:szCs w:val="28"/>
+              </w:rPr>
+              <w:t xml:space="preserve">DGs13 </w:t>
+            </w:r>
+            <w:r>
+              <w:rPr>
+                <w:rFonts w:hAnsi="標楷體" w:hint="eastAsia"/>
+                <w:sz w:val="28"/>
+                <w:szCs w:val="28"/>
+              </w:rPr>
+              <w:t>□</w:t>
+            </w:r>
+            <w:r>
+              <w:rPr>
+                <w:rFonts w:hAnsi="標楷體" w:hint="eastAsia"/>
+                <w:sz w:val="28"/>
+                <w:szCs w:val="28"/>
+              </w:rPr>
+              <w:t>S</w:t>
+            </w:r>
+            <w:r>
+              <w:rPr>
+                <w:rFonts w:hAnsi="標楷體"/>
+                <w:sz w:val="28"/>
+                <w:szCs w:val="28"/>
+              </w:rPr>
+              <w:t>DGs14</w:t>
+            </w:r>
+            <w:r>
+              <w:rPr>
+                <w:rFonts w:hAnsi="標楷體" w:hint="eastAsia"/>
+                <w:sz w:val="28"/>
+                <w:szCs w:val="28"/>
+              </w:rPr>
+              <w:t xml:space="preserve"> </w:t>
+            </w:r>
+          </w:p>
+          <w:p>
+            <w:pPr>
+              <w:spacing w:after="0" w:line="240" w:lineRule="auto"/>
+              <w:rPr>
+                <w:sz w:val="32"/>
+                <w:szCs w:val="32"/>
+              </w:rPr>
+            </w:pPr>
+            <w:r>
+              <w:rPr>
+                <w:rFonts w:hAnsi="標楷體" w:hint="eastAsia"/>
+                <w:sz w:val="28"/>
+                <w:szCs w:val="28"/>
+              </w:rPr>
+              <w:t>□</w:t>
+            </w:r>
+            <w:r>
+              <w:rPr>
+                <w:rFonts w:hAnsi="標楷體" w:hint="eastAsia"/>
+                <w:sz w:val="28"/>
+                <w:szCs w:val="28"/>
+              </w:rPr>
+              <w:t>S</w:t>
+            </w:r>
+            <w:r>
+              <w:rPr>
+                <w:rFonts w:hAnsi="標楷體"/>
+                <w:sz w:val="28"/>
+                <w:szCs w:val="28"/>
+              </w:rPr>
+              <w:t xml:space="preserve">DGs15 </w:t>
+            </w:r>
+            <w:r>
+              <w:rPr>
+                <w:rFonts w:hAnsi="標楷體" w:hint="eastAsia"/>
+                <w:sz w:val="28"/>
+                <w:szCs w:val="28"/>
+              </w:rPr>
+              <w:t>□</w:t>
+            </w:r>
+            <w:r>
+              <w:rPr>
+                <w:rFonts w:hAnsi="標楷體" w:hint="eastAsia"/>
+                <w:sz w:val="28"/>
+                <w:szCs w:val="28"/>
+              </w:rPr>
+              <w:t>S</w:t>
+            </w:r>
+            <w:r>
+              <w:rPr>
+                <w:rFonts w:hAnsi="標楷體"/>
+                <w:sz w:val="28"/>
+                <w:szCs w:val="28"/>
+              </w:rPr>
+              <w:t>DGs16</w:t>
+            </w:r>
+            <w:r>
+              <w:rPr>
+                <w:rFonts w:hAnsi="標楷體" w:hint="eastAsia"/>
+                <w:sz w:val="28"/>
+                <w:szCs w:val="28"/>
+              </w:rPr>
+              <w:t xml:space="preserve"> </w:t>
+            </w:r>
+            <w:r>
+              <w:rPr>
+                <w:rFonts w:hAnsi="標楷體" w:hint="eastAsia"/>
+                <w:sz w:val="28"/>
+                <w:szCs w:val="28"/>
+              </w:rPr>
+              <w:t>□</w:t>
+            </w:r>
+            <w:r>
+              <w:rPr>
+                <w:rFonts w:hAnsi="標楷體" w:hint="eastAsia"/>
+                <w:sz w:val="28"/>
+                <w:szCs w:val="28"/>
+              </w:rPr>
+              <w:t>S</w:t>
+            </w:r>
+            <w:r>
+              <w:rPr>
+                <w:rFonts w:hAnsi="標楷體"/>
+                <w:sz w:val="28"/>
+                <w:szCs w:val="28"/>
+              </w:rPr>
+              <w:t>DGs17</w:t>
+            </w:r>
+            <w:r>
+              <w:rPr>
+                <w:sz w:val="32"/>
+                <w:szCs w:val="32"/>
+              </w:rPr>
+              <w:t xml:space="preserve"> </w:t>
+            </w:r>
+          </w:p>
+        </w:tc>
+      </w:tr>
+      <w:tr>
+        <w:trPr>
+          <w:trHeight w:val="522"/>
+          <w:jc w:val="center"/>
+        </w:trPr>
+        <w:tc>
+          <w:tcPr>
+            <w:tcW w:w="2812" w:type="dxa"/>
+            <w:vAlign w:val="center"/>
+          </w:tcPr>
+          <w:p>
+            <w:pPr>
+              <w:spacing w:after="0" w:line="240" w:lineRule="auto"/>
+              <w:jc w:val="center"/>
+              <w:rPr>
+                <w:b/>
+                <w:sz w:val="28"/>
+                <w:szCs w:val="28"/>
+              </w:rPr>
+            </w:pPr>
+            <w:proofErr w:type="spellStart"/>
+            <w:r>
+              <w:rPr>
+                <w:b/>
+                <w:sz w:val="28"/>
+                <w:szCs w:val="28"/>
+              </w:rPr>
+              <w:t>編號</w:t>
+            </w:r>
+            <w:proofErr w:type="spellEnd"/>
+          </w:p>
+        </w:tc>
+        <w:tc>
+          <w:tcPr>
+            <w:tcW w:w="7224" w:type="dxa"/>
+            <w:vAlign w:val="center"/>
+          </w:tcPr>
+          <w:p>
+            <w:pPr>
+              <w:spacing w:after="0" w:line="240" w:lineRule="auto"/>
+              <w:jc w:val="center"/>
+              <w:rPr>
+                <w:sz w:val="32"/>
+                <w:szCs w:val="32"/>
+              </w:rPr>
+            </w:pPr>
+            <w:r>
+              <w:rPr>
+                <w:b/>
+                <w:color w:val="BFBFBF" w:themeColor="background1" w:themeShade="BF"/>
+                <w:sz w:val="20"/>
+                <w:szCs w:val="20"/>
+              </w:rPr>
+              <w:t>(</w:t>
+            </w:r>
+            <w:proofErr w:type="spellStart"/>
+            <w:r>
+              <w:rPr>
+                <w:b/>
+                <w:color w:val="BFBFBF" w:themeColor="background1" w:themeShade="BF"/>
+                <w:sz w:val="20"/>
+                <w:szCs w:val="20"/>
+              </w:rPr>
+              <w:t>由主辦單位填寫</w:t>
+            </w:r>
+            <w:proofErr w:type="spellEnd"/>
+            <w:r>
+              <w:rPr>
+                <w:b/>
+                <w:color w:val="BFBFBF" w:themeColor="background1" w:themeShade="BF"/>
+                <w:sz w:val="20"/>
+                <w:szCs w:val="20"/>
+              </w:rPr>
+              <w:t>)</w:t>
+            </w:r>
+          </w:p>
+        </w:tc>
+      </w:tr>
+      <w:tr>
+        <w:trPr>
+          <w:trHeight w:val="786"/>
+          <w:jc w:val="center"/>
+        </w:trPr>
+        <w:tc>
+          <w:tcPr>
+            <w:tcW w:w="2812" w:type="dxa"/>
+            <w:vAlign w:val="center"/>
+          </w:tcPr>
+          <w:p>
+            <w:pPr>
+              <w:spacing w:after="0" w:line="240" w:lineRule="auto"/>
+              <w:jc w:val="center"/>
+              <w:rPr>
+                <w:b/>
+                <w:sz w:val="28"/>
+                <w:szCs w:val="32"/>
+              </w:rPr>
+            </w:pPr>
+            <w:proofErr w:type="spellStart"/>
+            <w:r>
+              <w:rPr>
+                <w:rFonts w:hint="eastAsia"/>
+                <w:b/>
+                <w:sz w:val="28"/>
+                <w:szCs w:val="32"/>
+              </w:rPr>
+              <w:t>作品是否</w:t>
+            </w:r>
+            <w:proofErr w:type="spellEnd"/>
+          </w:p>
+          <w:p>
+            <w:pPr>
+              <w:spacing w:after="0" w:line="240" w:lineRule="auto"/>
+              <w:jc w:val="center"/>
+              <w:rPr>
+                <w:b/>
+                <w:sz w:val="28"/>
+                <w:szCs w:val="28"/>
+              </w:rPr>
+            </w:pPr>
+            <w:proofErr w:type="spellStart"/>
+            <w:r>
+              <w:rPr>
+                <w:rFonts w:hint="eastAsia"/>
+                <w:b/>
+                <w:sz w:val="28"/>
+                <w:szCs w:val="32"/>
+              </w:rPr>
+              <w:t>具有</w:t>
+            </w:r>
+            <w:r>
+              <w:rPr>
+                <w:rFonts w:hint="eastAsia"/>
+                <w:b/>
+                <w:sz w:val="28"/>
+                <w:szCs w:val="32"/>
+              </w:rPr>
+              <w:t>專利</w:t>
+            </w:r>
+            <w:proofErr w:type="spellEnd"/>
+          </w:p>
+        </w:tc>
+        <w:tc>
+          <w:tcPr>
+            <w:tcW w:w="7224" w:type="dxa"/>
+            <w:vAlign w:val="center"/>
+          </w:tcPr>
+          <w:p>
+            <w:pPr>
+              <w:spacing w:after="0" w:line="240" w:lineRule="auto"/>
+              <w:rPr>
+                <w:rFonts w:hAnsi="標楷體"/>
+                <w:sz w:val="28"/>
+                <w:szCs w:val="28"/>
+                <w:lang w:eastAsia="zh-TW"/>
+              </w:rPr>
+            </w:pPr>
+            <w:r>
+              <w:rPr>
+                <w:rFonts w:hAnsi="標楷體"/>
+                <w:sz w:val="28"/>
+                <w:szCs w:val="28"/>
+                <w:lang w:eastAsia="zh-TW"/>
+              </w:rPr>
+              <w:t>□</w:t>
+            </w:r>
+            <w:r>
+              <w:rPr>
+                <w:rFonts w:hAnsi="標楷體" w:hint="eastAsia"/>
+                <w:sz w:val="28"/>
+                <w:szCs w:val="28"/>
+                <w:lang w:eastAsia="zh-TW"/>
+              </w:rPr>
+              <w:t>是：</w:t>
+            </w:r>
+            <w:r>
+              <w:rPr>
+                <w:rFonts w:hAnsi="標楷體" w:hint="eastAsia"/>
+                <w:sz w:val="28"/>
+                <w:szCs w:val="28"/>
+                <w:u w:val="single"/>
+                <w:lang w:eastAsia="zh-TW"/>
+              </w:rPr>
+              <w:t xml:space="preserve"> </w:t>
+            </w:r>
+            <w:r>
+              <w:rPr>
+                <w:rFonts w:hAnsi="標楷體"/>
+                <w:sz w:val="28"/>
+                <w:szCs w:val="28"/>
+                <w:u w:val="single"/>
+                <w:lang w:eastAsia="zh-TW"/>
+              </w:rPr>
+              <w:t xml:space="preserve">                        </w:t>
+            </w:r>
+            <w:r>
+              <w:rPr>
+                <w:b/>
+                <w:color w:val="BFBFBF" w:themeColor="background1" w:themeShade="BF"/>
+                <w:sz w:val="20"/>
+                <w:szCs w:val="20"/>
+                <w:lang w:eastAsia="zh-TW"/>
+              </w:rPr>
+              <w:t>(</w:t>
+            </w:r>
+            <w:r>
+              <w:rPr>
+                <w:rFonts w:hint="eastAsia"/>
+                <w:b/>
+                <w:color w:val="BFBFBF" w:themeColor="background1" w:themeShade="BF"/>
+                <w:sz w:val="20"/>
+                <w:szCs w:val="20"/>
+                <w:lang w:eastAsia="zh-TW"/>
+              </w:rPr>
+              <w:t>請填專利證號或專利申請案號</w:t>
+            </w:r>
+            <w:r>
+              <w:rPr>
+                <w:rFonts w:hint="eastAsia"/>
+                <w:b/>
+                <w:color w:val="BFBFBF" w:themeColor="background1" w:themeShade="BF"/>
+                <w:sz w:val="20"/>
+                <w:szCs w:val="20"/>
+                <w:lang w:eastAsia="zh-TW"/>
+              </w:rPr>
+              <w:t>)</w:t>
+            </w:r>
+          </w:p>
+          <w:p>
+            <w:pPr>
+              <w:spacing w:after="0" w:line="240" w:lineRule="auto"/>
+              <w:rPr>
+                <w:rFonts w:hAnsi="標楷體"/>
+                <w:b/>
+                <w:bCs/>
+                <w:sz w:val="28"/>
+                <w:szCs w:val="28"/>
+              </w:rPr>
+            </w:pPr>
+            <w:r>
+              <w:rPr>
+                <w:rFonts w:ascii="Segoe UI Symbol" w:hAnsi="Segoe UI Symbol" w:cs="Segoe UI Symbol"/>
+                <w:b/>
+                <w:bCs/>
+                <w:sz w:val="28"/>
+                <w:szCs w:val="28"/>
+              </w:rPr>
+              <w:t>☑</w:t>
+            </w:r>
+            <w:r>
+              <w:rPr>
+                <w:rFonts w:hAnsi="標楷體" w:hint="eastAsia"/>
+                <w:sz w:val="28"/>
+                <w:szCs w:val="28"/>
+              </w:rPr>
+              <w:t>否</w:t>
+            </w:r>
+          </w:p>
+        </w:tc>
+      </w:tr>
+      <w:tr>
+        <w:trPr>
+          <w:trHeight w:val="786"/>
+          <w:jc w:val="center"/>
+        </w:trPr>
+        <w:tc>
+          <w:tcPr>
+            <w:tcW w:w="2812" w:type="dxa"/>
+            <w:vAlign w:val="center"/>
+          </w:tcPr>
+          <w:p>
+            <w:pPr>
+              <w:spacing w:after="0" w:line="240" w:lineRule="auto"/>
+              <w:jc w:val="center"/>
+              <w:rPr>
+                <w:b/>
+                <w:sz w:val="28"/>
+                <w:szCs w:val="32"/>
+                <w:lang w:eastAsia="zh-TW"/>
+              </w:rPr>
+            </w:pPr>
+            <w:r>
+              <w:rPr>
+                <w:rFonts w:hint="eastAsia"/>
+                <w:b/>
+                <w:sz w:val="28"/>
+                <w:szCs w:val="32"/>
+                <w:lang w:eastAsia="zh-TW"/>
+              </w:rPr>
+              <w:t>團隊</w:t>
+            </w:r>
+            <w:r>
+              <w:rPr>
+                <w:rFonts w:hint="eastAsia"/>
+                <w:b/>
+                <w:sz w:val="28"/>
+                <w:szCs w:val="32"/>
+                <w:lang w:eastAsia="zh-TW"/>
+              </w:rPr>
+              <w:t>/</w:t>
+            </w:r>
+            <w:r>
+              <w:rPr>
+                <w:rFonts w:hint="eastAsia"/>
+                <w:b/>
+                <w:sz w:val="28"/>
+                <w:szCs w:val="32"/>
+                <w:lang w:eastAsia="zh-TW"/>
+              </w:rPr>
+              <w:t>作品</w:t>
+            </w:r>
+            <w:r>
+              <w:rPr>
+                <w:rFonts w:hint="eastAsia"/>
+                <w:b/>
+                <w:sz w:val="28"/>
+                <w:szCs w:val="32"/>
+                <w:lang w:eastAsia="zh-TW"/>
+              </w:rPr>
+              <w:t>是否</w:t>
+            </w:r>
+          </w:p>
+          <w:p>
+            <w:pPr>
+              <w:spacing w:after="0" w:line="240" w:lineRule="auto"/>
+              <w:jc w:val="center"/>
+              <w:rPr>
+                <w:b/>
+                <w:sz w:val="28"/>
+                <w:szCs w:val="28"/>
+                <w:lang w:eastAsia="zh-TW"/>
+              </w:rPr>
+            </w:pPr>
+            <w:r>
+              <w:rPr>
+                <w:rFonts w:hint="eastAsia"/>
+                <w:b/>
+                <w:sz w:val="28"/>
+                <w:szCs w:val="32"/>
+                <w:lang w:eastAsia="zh-TW"/>
+              </w:rPr>
+              <w:t>已立案組織</w:t>
+            </w:r>
+          </w:p>
+        </w:tc>
+        <w:tc>
+          <w:tcPr>
+            <w:tcW w:w="7224" w:type="dxa"/>
+            <w:vAlign w:val="center"/>
+          </w:tcPr>
+          <w:p>
+            <w:pPr>
+              <w:spacing w:line="240" w:lineRule="auto"/>
+              <w:rPr>
+                <w:rFonts w:hAnsi="標楷體"/>
+                <w:b/>
+                <w:bCs/>
+                <w:lang w:eastAsia="zh-TW"/>
+              </w:rPr>
+            </w:pPr>
+            <w:r>
+              <w:rPr>
+                <w:rFonts w:hAnsi="標楷體"/>
+                <w:sz w:val="28"/>
+                <w:szCs w:val="28"/>
+                <w:lang w:eastAsia="zh-TW"/>
+              </w:rPr>
+              <w:t>□</w:t>
+            </w:r>
+            <w:r>
+              <w:rPr>
+                <w:rFonts w:hAnsi="標楷體" w:hint="eastAsia"/>
+                <w:sz w:val="28"/>
+                <w:szCs w:val="28"/>
+                <w:lang w:eastAsia="zh-TW"/>
+              </w:rPr>
+              <w:t>是：</w:t>
+            </w:r>
+            <w:r>
+              <w:rPr>
+                <w:rFonts w:hAnsi="標楷體" w:hint="eastAsia"/>
+                <w:sz w:val="28"/>
+                <w:szCs w:val="28"/>
+                <w:u w:val="single"/>
+                <w:lang w:eastAsia="zh-TW"/>
+              </w:rPr>
+              <w:t xml:space="preserve">                            </w:t>
+            </w:r>
+            <w:r>
+              <w:rPr>
+                <w:rFonts w:ascii="Segoe UI Symbol" w:hAnsi="Segoe UI Symbol" w:cs="Segoe UI Symbol"/>
+                <w:b/>
+                <w:bCs/>
+                <w:lang w:eastAsia="zh-TW"/>
+              </w:rPr>
+              <w:t>☑</w:t>
+            </w:r>
+            <w:r>
+              <w:rPr>
+                <w:rFonts w:hAnsi="標楷體" w:hint="eastAsia"/>
+                <w:sz w:val="28"/>
+                <w:szCs w:val="28"/>
+                <w:lang w:eastAsia="zh-TW"/>
+              </w:rPr>
+              <w:t>否</w:t>
+            </w:r>
+          </w:p>
+          <w:p>
+            <w:pPr>
+              <w:spacing w:after="0" w:line="240" w:lineRule="auto"/>
+              <w:ind w:firstLineChars="100" w:firstLine="280"/>
+              <w:rPr>
+                <w:rFonts w:hAnsi="標楷體"/>
+                <w:sz w:val="28"/>
+                <w:szCs w:val="28"/>
+                <w:lang w:eastAsia="zh-TW"/>
+              </w:rPr>
+            </w:pPr>
+            <w:r>
+              <w:rPr>
+                <w:rFonts w:hAnsi="標楷體" w:hint="eastAsia"/>
+                <w:sz w:val="28"/>
+                <w:szCs w:val="28"/>
+                <w:lang w:eastAsia="zh-TW"/>
+              </w:rPr>
+              <w:t>統編：</w:t>
+            </w:r>
+          </w:p>
+          <w:p>
+            <w:pPr>
+              <w:spacing w:after="0" w:line="240" w:lineRule="auto"/>
+              <w:ind w:firstLineChars="100" w:firstLine="280"/>
+              <w:rPr>
+                <w:b/>
+                <w:color w:val="BFBFBF" w:themeColor="background1" w:themeShade="BF"/>
+                <w:sz w:val="20"/>
+                <w:szCs w:val="20"/>
+                <w:lang w:eastAsia="zh-TW"/>
+              </w:rPr>
+            </w:pPr>
+            <w:r>
+              <w:rPr>
+                <w:rFonts w:hAnsi="標楷體" w:hint="eastAsia"/>
+                <w:sz w:val="28"/>
+                <w:szCs w:val="28"/>
+                <w:lang w:eastAsia="zh-TW"/>
+              </w:rPr>
+              <w:t>組織立案登記名稱：</w:t>
+            </w:r>
+            <w:r>
+              <w:rPr>
+                <w:rFonts w:hAnsi="標楷體" w:hint="eastAsia"/>
+                <w:sz w:val="28"/>
+                <w:szCs w:val="28"/>
+                <w:lang w:eastAsia="zh-TW"/>
+              </w:rPr>
+              <w:t xml:space="preserve">  </w:t>
+            </w:r>
+          </w:p>
+        </w:tc>
+      </w:tr>
+      <w:tr>
+        <w:trPr>
+          <w:trHeight w:val="786"/>
+          <w:jc w:val="center"/>
+        </w:trPr>
+        <w:tc>
+          <w:tcPr>
+            <w:tcW w:w="2812" w:type="dxa"/>
+            <w:vAlign w:val="center"/>
+          </w:tcPr>
+          <w:p>
+            <w:pPr>
+              <w:spacing w:after="0" w:line="240" w:lineRule="auto"/>
+              <w:jc w:val="center"/>
+              <w:rPr>
+                <w:b/>
+                <w:sz w:val="28"/>
+                <w:szCs w:val="32"/>
+                <w:lang w:eastAsia="zh-TW"/>
+              </w:rPr>
+            </w:pPr>
+            <w:r>
+              <w:rPr>
+                <w:rFonts w:hint="eastAsia"/>
+                <w:b/>
+                <w:sz w:val="28"/>
+                <w:szCs w:val="32"/>
+                <w:lang w:eastAsia="zh-TW"/>
+              </w:rPr>
+              <w:t>作品是否</w:t>
+            </w:r>
+          </w:p>
+          <w:p>
+            <w:pPr>
+              <w:spacing w:after="0" w:line="240" w:lineRule="auto"/>
+              <w:jc w:val="center"/>
+              <w:rPr>
+                <w:b/>
+                <w:sz w:val="28"/>
+                <w:szCs w:val="28"/>
+                <w:lang w:eastAsia="zh-TW"/>
+              </w:rPr>
+            </w:pPr>
+            <w:r>
+              <w:rPr>
+                <w:rFonts w:hint="eastAsia"/>
+                <w:b/>
+                <w:sz w:val="28"/>
+                <w:szCs w:val="32"/>
+                <w:lang w:eastAsia="zh-TW"/>
+              </w:rPr>
+              <w:t>於其他競賽獲獎</w:t>
+            </w:r>
+          </w:p>
+        </w:tc>
+        <w:tc>
+          <w:tcPr>
+            <w:tcW w:w="7224" w:type="dxa"/>
+            <w:vAlign w:val="center"/>
+          </w:tcPr>
+          <w:p>
+            <w:pPr>
+              <w:spacing w:after="0" w:line="240" w:lineRule="auto"/>
+              <w:jc w:val="both"/>
+              <w:rPr>
+                <w:sz w:val="28"/>
+                <w:szCs w:val="28"/>
+                <w:lang w:eastAsia="zh-TW"/>
+              </w:rPr>
+            </w:pPr>
+            <w:r>
+              <w:rPr>
+                <w:rFonts w:hint="eastAsia"/>
+                <w:sz w:val="28"/>
+                <w:szCs w:val="28"/>
+                <w:lang w:eastAsia="zh-TW"/>
+              </w:rPr>
+              <w:t>以條列方式列出競賽名稱及獲獎獎項</w:t>
+            </w:r>
+            <w:r>
+              <w:rPr>
+                <w:rFonts w:hint="eastAsia"/>
+                <w:sz w:val="28"/>
+                <w:szCs w:val="28"/>
+                <w:lang w:eastAsia="zh-TW"/>
+              </w:rPr>
+              <w:t>(</w:t>
+            </w:r>
+            <w:r>
+              <w:rPr>
+                <w:rFonts w:hint="eastAsia"/>
+                <w:sz w:val="28"/>
+                <w:szCs w:val="28"/>
+                <w:lang w:eastAsia="zh-TW"/>
+              </w:rPr>
+              <w:t>如：</w:t>
+            </w:r>
+            <w:r>
+              <w:rPr>
+                <w:rFonts w:hint="eastAsia"/>
+                <w:sz w:val="28"/>
+                <w:szCs w:val="28"/>
+                <w:lang w:eastAsia="zh-TW"/>
+              </w:rPr>
+              <w:t>202</w:t>
+            </w:r>
+            <w:r>
+              <w:rPr>
+                <w:rFonts w:hint="eastAsia"/>
+                <w:sz w:val="28"/>
+                <w:szCs w:val="28"/>
+                <w:lang w:eastAsia="zh-TW"/>
+              </w:rPr>
+              <w:t>5</w:t>
+            </w:r>
+            <w:r>
+              <w:rPr>
+                <w:rFonts w:hint="eastAsia"/>
+                <w:sz w:val="28"/>
+                <w:szCs w:val="28"/>
+                <w:lang w:eastAsia="zh-TW"/>
+              </w:rPr>
+              <w:t>第</w:t>
+            </w:r>
+            <w:r>
+              <w:rPr>
+                <w:rFonts w:hint="eastAsia"/>
+                <w:sz w:val="28"/>
+                <w:szCs w:val="28"/>
+                <w:lang w:eastAsia="zh-TW"/>
+              </w:rPr>
+              <w:t>20</w:t>
+            </w:r>
+            <w:r>
+              <w:rPr>
+                <w:rFonts w:hint="eastAsia"/>
+                <w:sz w:val="28"/>
+                <w:szCs w:val="28"/>
+                <w:lang w:eastAsia="zh-TW"/>
+              </w:rPr>
+              <w:t>屆戰國策全國創新創業競賽</w:t>
+            </w:r>
+            <w:r>
+              <w:rPr>
+                <w:rFonts w:hint="eastAsia"/>
+                <w:sz w:val="28"/>
+                <w:szCs w:val="28"/>
+                <w:lang w:eastAsia="zh-TW"/>
+              </w:rPr>
+              <w:t>)</w:t>
+            </w:r>
+            <w:r>
+              <w:rPr>
+                <w:rFonts w:hint="eastAsia"/>
+                <w:sz w:val="28"/>
+                <w:szCs w:val="28"/>
+                <w:lang w:eastAsia="zh-TW"/>
+              </w:rPr>
+              <w:t>，至多列</w:t>
+            </w:r>
+            <w:r>
+              <w:rPr>
+                <w:rFonts w:hint="eastAsia"/>
+                <w:sz w:val="28"/>
+                <w:szCs w:val="28"/>
+                <w:lang w:eastAsia="zh-TW"/>
+              </w:rPr>
+              <w:t>3</w:t>
+            </w:r>
+            <w:r>
+              <w:rPr>
+                <w:rFonts w:hint="eastAsia"/>
+                <w:sz w:val="28"/>
+                <w:szCs w:val="28"/>
+                <w:lang w:eastAsia="zh-TW"/>
+              </w:rPr>
+              <w:t>項。</w:t>
+            </w:r>
+          </w:p>
+          <w:p>
+            <w:pPr>
+              <w:spacing w:after="0" w:line="240" w:lineRule="auto"/>
+              <w:rPr>
+                <w:sz w:val="28"/>
+                <w:szCs w:val="28"/>
+              </w:rPr>
+            </w:pPr>
+            <w:r>
+              <w:rPr>
+                <w:rFonts w:hint="eastAsia"/>
+                <w:sz w:val="28"/>
+                <w:szCs w:val="28"/>
+              </w:rPr>
+              <w:t>1</w:t>
+            </w:r>
+            <w:r>
+              <w:rPr>
+                <w:sz w:val="28"/>
+                <w:szCs w:val="28"/>
+              </w:rPr>
+              <w:t>.</w:t>
+            </w:r>
+            <w:r>
+              <w:rPr>
+                <w:sz w:val="28"/>
+                <w:szCs w:val="28"/>
+                <w:u w:val="single"/>
+              </w:rPr>
+              <w:t xml:space="preserve">                            </w:t>
+            </w:r>
+          </w:p>
+          <w:p>
+            <w:pPr>
+              <w:spacing w:after="0" w:line="240" w:lineRule="auto"/>
+              <w:rPr>
+                <w:rFonts w:hint="eastAsia"/>
+                <w:sz w:val="28"/>
+                <w:szCs w:val="28"/>
+                <w:lang w:eastAsia="zh-TW"/>
+              </w:rPr>
+            </w:pPr>
+            <w:r>
+              <w:rPr>
+                <w:rFonts w:hint="eastAsia"/>
+                <w:sz w:val="28"/>
+                <w:szCs w:val="28"/>
+              </w:rPr>
+              <w:t>2</w:t>
+            </w:r>
+            <w:r>
+              <w:rPr>
+                <w:sz w:val="28"/>
+                <w:szCs w:val="28"/>
+              </w:rPr>
+              <w:t>.</w:t>
+            </w:r>
+            <w:r>
+              <w:rPr>
+                <w:sz w:val="28"/>
+                <w:szCs w:val="28"/>
+                <w:u w:val="single"/>
+              </w:rPr>
+              <w:t xml:space="preserve">                            </w:t>
+            </w:r>
+          </w:p>
+        </w:tc>
+      </w:tr>
+    </w:tbl>
+    <w:p>
+      <w:pPr>
+        <w:autoSpaceDE w:val="0"/>
+        <w:autoSpaceDN w:val="0"/>
         <w:spacing w:line="360" w:lineRule="auto"/>
         <w:jc w:val="center"/>
         <w:rPr>
+          <w:b/>
+          <w:color w:val="000000" w:themeColor="text1"/>
+          <w:sz w:val="32"/>
+          <w:szCs w:val="28"/>
           <w:lang w:eastAsia="zh-TW"/>
         </w:rPr>
       </w:pPr>
       <w:r>
         <w:rPr>
-          <w:lang w:eastAsia="zh-TW"/>
-        </w:rPr>
-        <w:t>綠色平權追思空間：以本地</w:t>
-      </w:r>
-      <w:r>
-        <w:rPr>
-          <w:lang w:eastAsia="zh-TW"/>
-        </w:rPr>
-        <w:t xml:space="preserve"> AI </w:t>
-      </w:r>
-      <w:r>
-        <w:rPr>
-          <w:lang w:eastAsia="zh-TW"/>
-        </w:rPr>
-        <w:t>與去中心化保存，撫慰喪親之痛、實現生死平權</w:t>
-      </w:r>
-      <w:r>
-        <w:rPr>
-          <w:lang w:eastAsia="zh-TW"/>
-        </w:rPr>
-        <w:br/>
-      </w:r>
-      <w:r>
-        <w:rPr>
-          <w:lang w:eastAsia="zh-TW"/>
-        </w:rPr>
-        <w:t>（</w:t>
-      </w:r>
-      <w:r>
-        <w:rPr>
-          <w:lang w:eastAsia="zh-TW"/>
-        </w:rPr>
-        <w:t xml:space="preserve">2026 </w:t>
-      </w:r>
-      <w:r>
-        <w:rPr>
-          <w:lang w:eastAsia="zh-TW"/>
-        </w:rPr>
-        <w:t>第十屆全國慈悲科技創新競賽　作品計畫書）</w:t>
+          <w:rFonts w:hint="eastAsia"/>
+          <w:b/>
+          <w:color w:val="000000" w:themeColor="text1"/>
+          <w:sz w:val="32"/>
+          <w:szCs w:val="28"/>
+          <w:lang w:eastAsia="zh-TW"/>
+        </w:rPr>
+        <w:lastRenderedPageBreak/>
+        <w:t>計畫書內容</w:t>
       </w:r>
     </w:p>
     <w:p>
@@ -486,14 +2636,14 @@
         <w:rPr>
           <w:lang w:eastAsia="zh-TW"/>
         </w:rPr>
-        <w:t>，對低收入家</w:t>
+        <w:t>，對低收入家庭是沉重負擔；而離鄉打拼、旅居海外的遊子，更常因無法負擔返鄉交通或請假</w:t>
       </w:r>
       <w:r>
         <w:rPr>
           <w:lang w:eastAsia="zh-TW"/>
         </w:rPr>
         <w:lastRenderedPageBreak/>
-        <w:t>庭是沉重負擔；而離鄉打拼、旅居海外的遊子，更常因無法負擔返鄉交通或請假到場，連最後一面、年年的祭拜都成奢望。</w:t>
+        <w:t>到場，連最後一面、年年的祭拜都成奢望。</w:t>
       </w:r>
       <w:proofErr w:type="spellStart"/>
       <w:r>
@@ -4565,7 +6715,6 @@
   <w:style w:type="character" w:default="1" w:styleId="a2">
     <w:name w:val="Default Paragraph Font"/>
     <w:uiPriority w:val="1"/>
-    <w:semiHidden/>
     <w:unhideWhenUsed/>
   </w:style>
   <w:style w:type="table" w:default="1" w:styleId="a3">
